--- a/informes-growth/hubspot-2026-10-14/HubSpot - growth - 2026-10-14.docx
+++ b/informes-growth/hubspot-2026-10-14/HubSpot - growth - 2026-10-14.docx
@@ -5222,7 +5222,7 @@
         <w:t xml:space="preserve"> </w:t>
       </w:r>
       <w:r>
-        <w:t xml:space="preserve">(si algún día entra): el CRM de las pymes con FCF creciente y sin deuda, a 3x el beneficio bruto, como apuesta a que la IA se monetiza a través del CRM y no contra él. No es juego ni comercio minorista. Pesaría un 3,5 % (~1.000 EUR, 5 acciones) en dos tramos, a costa del suplente que no se ejecute.</w:t>
+        <w:t xml:space="preserve">(si algún día entra): el CRM de las pymes con FCF creciente y sin deuda, a 3x el beneficio bruto, como apuesta a que la IA se monetiza a través del CRM y no contra él. No es juego ni comercio minorista. Pesaría un 3,5 %, 5 acciones) en dos tramos, a costa del suplente que no se ejecute.</w:t>
       </w:r>
     </w:p>
     <w:bookmarkEnd w:id="33"/>

--- a/informes-growth/hubspot-2026-10-14/HubSpot - growth - 2026-10-14.docx
+++ b/informes-growth/hubspot-2026-10-14/HubSpot - growth - 2026-10-14.docx
@@ -20,162 +20,31 @@
           <w:bCs/>
           <w:b/>
         </w:rPr>
-        <w:t xml:space="preserve">Señal (método v7): Comprar (convicción baja)</w:t>
-      </w:r>
-      <w:r>
-        <w:t xml:space="preserve"> </w:t>
-      </w:r>
-      <w:r>
-        <w:t xml:space="preserve">· Puntuación 66,8/100 · Señales de cambio de tendencia 3/8 · EV/beneficio bruto 3,0x</w:t>
-      </w:r>
-      <w:r>
-        <w:t xml:space="preserve"> </w:t>
-      </w:r>
-      <w:r>
-        <w:t xml:space="preserve">Precio 221,28 USD (cierre del 13-oct) · Objetivo 12 m 238,1 USD (ponderada +7,6 %, base +14,4 %, bajista −35,6 %, alcista +85,9 %) · Compra hasta 226,8 USD</w:t>
-      </w:r>
-      <w:r>
-        <w:t xml:space="preserve"> </w:t>
-      </w:r>
-      <w:r>
-        <w:t xml:space="preserve">Peso orientativo: 3,5 % según la regla, pero</w:t>
-      </w:r>
-      <w:r>
-        <w:t xml:space="preserve"> </w:t>
-      </w:r>
-      <w:r>
-        <w:rPr>
-          <w:bCs/>
-          <w:b/>
-        </w:rPr>
-        <w:t xml:space="preserve">mi recomendación es que no entre</w:t>
-      </w:r>
-      <w:r>
-        <w:t xml:space="preserve">: Mantener en vigilancia (ver el recuadro y la sección 13) · Por qué (regla): cumple todos los requisitos de compra</w:t>
-      </w:r>
-    </w:p>
-    <w:p>
-      <w:pPr>
-        <w:pStyle w:val="BlockText"/>
-      </w:pPr>
-      <w:r>
-        <w:rPr>
-          <w:bCs/>
-          <w:b/>
-        </w:rPr>
-        <w:t xml:space="preserve">Calculado con el método v7</w:t>
-      </w:r>
-      <w:r>
-        <w:t xml:space="preserve"> </w:t>
-      </w:r>
-      <w:r>
-        <w:t xml:space="preserve">(</w:t>
-      </w:r>
-      <w:r>
-        <w:rPr>
-          <w:rStyle w:val="VerbatimChar"/>
-        </w:rPr>
-        <w:t xml:space="preserve">verticales/growth/metodo.md</w:t>
-      </w:r>
-      <w:r>
-        <w:t xml:space="preserve">), con probabilidades</w:t>
-      </w:r>
-      <w:r>
-        <w:t xml:space="preserve"> </w:t>
-      </w:r>
-      <w:r>
-        <w:rPr>
-          <w:bCs/>
-          <w:b/>
-        </w:rPr>
-        <w:t xml:space="preserve">35/50/15</w:t>
-      </w:r>
-      <w:r>
-        <w:t xml:space="preserve"> </w:t>
-      </w:r>
-      <w:r>
-        <w:t xml:space="preserve">(no 25/50/25) por el riesgo de que la IA erosione el modelo por asiento (sección 4 bis). Las ventas del año objetivo salen de la regla mecánica, que parte de un crecimiento del</w:t>
-      </w:r>
-      <w:r>
-        <w:t xml:space="preserve"> </w:t>
-      </w:r>
-      <w:r>
-        <w:rPr>
-          <w:bCs/>
-          <w:b/>
-        </w:rPr>
-        <w:t xml:space="preserve">20,2 %</w:t>
-      </w:r>
-      <w:r>
-        <w:t xml:space="preserve">. La empresa guía</w:t>
-      </w:r>
-      <w:r>
-        <w:t xml:space="preserve"> </w:t>
-      </w:r>
-      <w:r>
-        <w:rPr>
-          <w:bCs/>
-          <w:b/>
-        </w:rPr>
-        <w:t xml:space="preserve">+14 %</w:t>
-      </w:r>
-      <w:r>
-        <w:t xml:space="preserve"> </w:t>
-      </w:r>
-      <w:r>
-        <w:t xml:space="preserve">para el segundo semestre y la bate de media por 2,6 puntos.</w:t>
-      </w:r>
-      <w:r>
-        <w:t xml:space="preserve"> </w:t>
-      </w:r>
-      <w:r>
-        <w:rPr>
-          <w:bCs/>
-          <w:b/>
-        </w:rPr>
-        <w:t xml:space="preserve">Si se parte de min(mecánico, guía + exceso) = 16,7 %</w:t>
-      </w:r>
-      <w:r>
-        <w:t xml:space="preserve"> </w:t>
-      </w:r>
-      <w:r>
-        <w:t xml:space="preserve">(cálculo de la candidata v9, sin tocar el motor), las ventas quedan en 4.002 / 4.596 / 4.845 M USD y el resultado es</w:t>
-      </w:r>
-      <w:r>
-        <w:t xml:space="preserve"> </w:t>
-      </w:r>
-      <w:r>
-        <w:rPr>
-          <w:bCs/>
-          <w:b/>
-        </w:rPr>
-        <w:t xml:space="preserve">ponderada +2,7 %, base +8,9 %, bajista −37,1 %: Mantener en vigilancia</w:t>
-      </w:r>
-      <w:r>
-        <w:t xml:space="preserve">, con compra hasta</w:t>
-      </w:r>
-      <w:r>
-        <w:t xml:space="preserve"> </w:t>
-      </w:r>
-      <w:r>
-        <w:rPr>
-          <w:bCs/>
-          <w:b/>
-        </w:rPr>
-        <w:t xml:space="preserve">216,4 USD</w:t>
-      </w:r>
-      <w:r>
-        <w:t xml:space="preserve">. Con solo la guía, sin exceso, la ponderada es de −0,2 %. Precio revisado a las 16:28 UTC del 14-oct (223,67 USD): v7 da +6,7 % (sigue en Comprar) y la guía con el exceso da +1,8 % (Mantener).</w:t>
-      </w:r>
-      <w:r>
-        <w:t xml:space="preserve"> </w:t>
-      </w:r>
-      <w:r>
-        <w:rPr>
-          <w:bCs/>
-          <w:b/>
-        </w:rPr>
-        <w:t xml:space="preserve">La compra depende entera de suponer que HubSpot crecerá más de lo que ella misma dice. No la recomiendo.</w:t>
+        <w:t xml:space="preserve">Señal (método vigente v11): Mantener</w:t>
+      </w:r>
+      <w:r>
+        <w:t xml:space="preserve"> </w:t>
+      </w:r>
+      <w:r>
+        <w:t xml:space="preserve">· Puntuación 66,8/100 · Señales de cambio de tendencia 3/8 · EV/ventas NTM 2,5 veces</w:t>
+      </w:r>
+      <w:r>
+        <w:t xml:space="preserve"> </w:t>
+      </w:r>
+      <w:r>
+        <w:t xml:space="preserve">Precio 221,28 USD (fecha del informe) · Objetivo 12 m 220,3 USD · Ponderada −0,4 % · Base +4,8 % · Bajista −37,1 % · Alcista +67,5 % · Compra hasta 209,8 USD</w:t>
+      </w:r>
+      <w:r>
+        <w:t xml:space="preserve"> </w:t>
+      </w:r>
+      <w:r>
+        <w:t xml:space="preserve">Peso orientativo: 0 % de la cartera · Por qué: no compra: ponderada &lt; 5 %</w:t>
+      </w:r>
+      <w:r>
+        <w:t xml:space="preserve"> </w:t>
+      </w:r>
+      <w:r>
+        <w:t xml:space="preserve">Cabecera rehecha con la v11 el 15-oct (auditoría de homogeneidad). Antes decía (método v7): Comprar (convicción baja). El texto de abajo puede citar cifras de esa versión anterior; mandan las de esta cabecera.</w:t>
       </w:r>
     </w:p>
     <w:bookmarkStart w:id="20" w:name="la-tesis-en-cinco-líneas"/>
